--- a/tasks/finalpool/fetch-arxiv-survey-word-notion-email/groundtruth_workspace/Survey_Analysis.docx
+++ b/tasks/finalpool/fetch-arxiv-survey-word-notion-email/groundtruth_workspace/Survey_Analysis.docx
@@ -15,12 +15,12 @@
         <w:pStyle w:val="Heading1"/>
       </w:pPr>
       <w:r>
-        <w:t>Overview</w:t>
+        <w:t>Executive Summary</w:t>
       </w:r>
     </w:p>
     <w:p>
       <w:r>
-        <w:t>This analysis covers the arxiv survey domain with data from multiple sources.</w:t>
+        <w:t>This analysis covers the arxiv survey domain with data from multiple sources, summarizing four relevant papers covering LLM scaling, vision transformers, multi-agent reinforcement learning, and federated learning.</w:t>
       </w:r>
     </w:p>
     <w:p>
@@ -33,7 +33,7 @@
     </w:p>
     <w:p>
       <w:r>
-        <w:t>The analysis reveals several important trends and areas for improvement.</w:t>
+        <w:t>The analysis reveals several important trends. The Scaling Laws for LLMs paper (2301.01234) achieves the highest relevance score. Vision Transformers and Multi-Agent RL show emerging maturity.</w:t>
       </w:r>
     </w:p>
     <w:p>
@@ -46,7 +46,7 @@
     </w:p>
     <w:p>
       <w:r>
-        <w:t>Based on the findings, we recommend focusing on the areas with the largest gaps or opportunities.</w:t>
+        <w:t>Based on the findings, we recommend (1) deep-dive review of the LLM scaling literature, (2) literature survey on vision transformers, and (3) targeted research on federated learning gaps.</w:t>
       </w:r>
     </w:p>
     <w:sectPr>
